--- a/backend/data/procurement_process/专机23-17N 惠州至肇庆高速公路白云至三水段项目给排水迁改工程/专机23-17N-蒸汽混凝土砌块/11.合同文件呈批表.docx
+++ b/backend/data/procurement_process/专机23-17N 惠州至肇庆高速公路白云至三水段项目给排水迁改工程/专机23-17N-蒸汽混凝土砌块/11.合同文件呈批表.docx
@@ -269,7 +269,7 @@
                 <w:szCs w:val="24"/>
                 <w:lang w:val="en-US" w:eastAsia="zh-CN"/>
               </w:rPr>
-              <w:t xml:space="preserve">项目中</w:t>
+              <w:t xml:space="preserve">项目中心</w:t>
             </w:r>
           </w:p>
         </w:tc>
@@ -365,7 +365,7 @@
                 <w:szCs w:val="24"/>
                 <w:lang w:val="en-US" w:eastAsia="zh-CN" w:bidi="ar-SA"/>
               </w:rPr>
-              <w:t xml:space="preserve">402920.0</w:t>
+              <w:t xml:space="preserve">400920.75</w:t>
             </w:r>
             <w:r>
               <w:rPr>

--- a/backend/data/procurement_process/专机23-17N 惠州至肇庆高速公路白云至三水段项目给排水迁改工程/专机23-17N-蒸汽混凝土砌块/11.合同文件呈批表.docx
+++ b/backend/data/procurement_process/专机23-17N 惠州至肇庆高速公路白云至三水段项目给排水迁改工程/专机23-17N-蒸汽混凝土砌块/11.合同文件呈批表.docx
@@ -693,7 +693,7 @@
                 <w:highlight w:val="none"/>
                 <w:lang w:val="en-US" w:eastAsia="zh-CN"/>
               </w:rPr>
-              <w:t xml:space="preserve">[  ]是 [  ]否，但合同已经过法律审核，并有相关证明资料。</w:t>
+              <w:t xml:space="preserve">[✓]是 [  ]否，但合同已经过法律审核，并有相关证明资料。</w:t>
             </w:r>
           </w:p>
           <w:p>
